--- a/kp/palych-sergeich/КП_AI_в_кадре_ролик_Палыч_и_Сергеич.docx
+++ b/kp/palych-sergeich/КП_AI_в_кадре_ролик_Палыч_и_Сергеич.docx
@@ -136,7 +136,7 @@
           <w:color w:val="6B6B6B"/>
           <w:sz w:val="20"/>
         </w:rPr>
-        <w:t>все три варианта — до среды следующей недели, 21 октября</w:t>
+        <w:t>оба варианта — до среды следующей недели, 21 октября</w:t>
       </w:r>
     </w:p>
     <w:p>
@@ -156,11 +156,9 @@
         <w:tblLayout w:type="fixed"/>
       </w:tblPr>
       <w:tblGrid>
-        <w:gridCol w:w="2967"/>
-        <w:gridCol w:w="227"/>
-        <w:gridCol w:w="2967"/>
-        <w:gridCol w:w="227"/>
-        <w:gridCol w:w="2967"/>
+        <w:gridCol w:w="4535"/>
+        <w:gridCol w:w="283"/>
+        <w:gridCol w:w="4535"/>
       </w:tblGrid>
       <w:tr>
         <w:trPr>
@@ -168,19 +166,19 @@
         </w:trPr>
         <w:tc>
           <w:tcPr>
-            <w:tcW w:type="dxa" w:w="2967"/>
+            <w:tcW w:type="dxa" w:w="4535"/>
             <w:tcBorders>
               <w:top w:val="nil"/>
               <w:left w:val="nil"/>
               <w:bottom w:val="nil"/>
               <w:right w:val="nil"/>
             </w:tcBorders>
-            <w:shd w:val="clear" w:color="auto" w:fill="3B3C36"/>
+            <w:shd w:val="clear" w:color="auto" w:fill="0E8F7D"/>
             <w:tcMar>
-              <w:top w:w="160" w:type="dxa"/>
-              <w:left w:w="120" w:type="dxa"/>
-              <w:bottom w:w="160" w:type="dxa"/>
-              <w:right w:w="120" w:type="dxa"/>
+              <w:top w:w="180" w:type="dxa"/>
+              <w:left w:w="160" w:type="dxa"/>
+              <w:bottom w:w="180" w:type="dxa"/>
+              <w:right w:w="160" w:type="dxa"/>
             </w:tcMar>
           </w:tcPr>
           <w:p>
@@ -194,10 +192,10 @@
                 <w:b w:val="0"/>
                 <w:i w:val="0"/>
                 <w:color w:val="E6F7F5"/>
-                <w:sz w:val="18"/>
-                <w:spacing w:val="12"/>
+                <w:sz w:val="19"/>
+                <w:spacing w:val="16"/>
               </w:rPr>
-              <w:t>БАЗОВЫЙ</w:t>
+              <w:t>ВАРИАНТ 1 · СТАНДАРТ</w:t>
             </w:r>
           </w:p>
           <w:p>
@@ -211,7 +209,7 @@
                 <w:b/>
                 <w:i w:val="0"/>
                 <w:color w:val="FFFFFF"/>
-                <w:sz w:val="26"/>
+                <w:sz w:val="28"/>
               </w:rPr>
               <w:t>150 000 ₽</w:t>
             </w:r>
@@ -227,15 +225,15 @@
                 <w:b w:val="0"/>
                 <w:i/>
                 <w:color w:val="E6F7F5"/>
-                <w:sz w:val="18"/>
+                <w:sz w:val="19"/>
               </w:rPr>
-              <w:t>до 21 октября · 3 правки</w:t>
+              <w:t>до 21 октября · 6 правок</w:t>
             </w:r>
           </w:p>
         </w:tc>
         <w:tc>
           <w:tcPr>
-            <w:tcW w:type="dxa" w:w="227"/>
+            <w:tcW w:type="dxa" w:w="283"/>
             <w:tcBorders>
               <w:top w:val="nil"/>
               <w:left w:val="nil"/>
@@ -253,7 +251,7 @@
         </w:tc>
         <w:tc>
           <w:tcPr>
-            <w:tcW w:type="dxa" w:w="2967"/>
+            <w:tcW w:type="dxa" w:w="4535"/>
             <w:tcBorders>
               <w:top w:val="nil"/>
               <w:left w:val="nil"/>
@@ -262,10 +260,10 @@
             </w:tcBorders>
             <w:shd w:val="clear" w:color="auto" w:fill="0E8F7D"/>
             <w:tcMar>
-              <w:top w:w="160" w:type="dxa"/>
-              <w:left w:w="120" w:type="dxa"/>
-              <w:bottom w:w="160" w:type="dxa"/>
-              <w:right w:w="120" w:type="dxa"/>
+              <w:top w:w="180" w:type="dxa"/>
+              <w:left w:w="160" w:type="dxa"/>
+              <w:bottom w:w="180" w:type="dxa"/>
+              <w:right w:w="160" w:type="dxa"/>
             </w:tcMar>
           </w:tcPr>
           <w:p>
@@ -279,10 +277,10 @@
                 <w:b w:val="0"/>
                 <w:i w:val="0"/>
                 <w:color w:val="E6F7F5"/>
-                <w:sz w:val="18"/>
-                <w:spacing w:val="12"/>
+                <w:sz w:val="19"/>
+                <w:spacing w:val="16"/>
               </w:rPr>
-              <w:t>СТАНДАРТ</w:t>
+              <w:t>ВАРИАНТ 2 · РАСШИРЕННЫЙ</w:t>
             </w:r>
           </w:p>
           <w:p>
@@ -296,7 +294,7 @@
                 <w:b/>
                 <w:i w:val="0"/>
                 <w:color w:val="FFFFFF"/>
-                <w:sz w:val="26"/>
+                <w:sz w:val="28"/>
               </w:rPr>
               <w:t>230 000 ₽</w:t>
             </w:r>
@@ -312,94 +310,9 @@
                 <w:b w:val="0"/>
                 <w:i/>
                 <w:color w:val="E6F7F5"/>
-                <w:sz w:val="18"/>
+                <w:sz w:val="19"/>
               </w:rPr>
-              <w:t>до 21 октября · 5 правок</w:t>
-            </w:r>
-          </w:p>
-        </w:tc>
-        <w:tc>
-          <w:tcPr>
-            <w:tcW w:type="dxa" w:w="227"/>
-            <w:tcBorders>
-              <w:top w:val="nil"/>
-              <w:left w:val="nil"/>
-              <w:bottom w:val="nil"/>
-              <w:right w:val="nil"/>
-            </w:tcBorders>
-            <w:tcMar>
-              <w:top w:w="0" w:type="dxa"/>
-              <w:left w:w="0" w:type="dxa"/>
-              <w:bottom w:w="0" w:type="dxa"/>
-              <w:right w:w="0" w:type="dxa"/>
-            </w:tcMar>
-          </w:tcPr>
-          <w:p/>
-        </w:tc>
-        <w:tc>
-          <w:tcPr>
-            <w:tcW w:type="dxa" w:w="2967"/>
-            <w:tcBorders>
-              <w:top w:val="nil"/>
-              <w:left w:val="nil"/>
-              <w:bottom w:val="nil"/>
-              <w:right w:val="nil"/>
-            </w:tcBorders>
-            <w:shd w:val="clear" w:color="auto" w:fill="101010"/>
-            <w:tcMar>
-              <w:top w:w="160" w:type="dxa"/>
-              <w:left w:w="120" w:type="dxa"/>
-              <w:bottom w:w="160" w:type="dxa"/>
-              <w:right w:w="120" w:type="dxa"/>
-            </w:tcMar>
-          </w:tcPr>
-          <w:p>
-            <w:pPr>
-              <w:spacing w:after="60" w:line="276" w:lineRule="auto"/>
-              <w:jc w:val="center"/>
-            </w:pPr>
-            <w:r>
-              <w:rPr>
-                <w:rFonts w:ascii="Arial" w:hAnsi="Arial" w:cs="Arial" w:eastAsia="Arial"/>
-                <w:b w:val="0"/>
-                <w:i w:val="0"/>
-                <w:color w:val="E6F7F5"/>
-                <w:sz w:val="18"/>
-                <w:spacing w:val="12"/>
-              </w:rPr>
-              <w:t>МАКСИМУМ</w:t>
-            </w:r>
-          </w:p>
-          <w:p>
-            <w:pPr>
-              <w:spacing w:after="60" w:line="276" w:lineRule="auto"/>
-              <w:jc w:val="center"/>
-            </w:pPr>
-            <w:r>
-              <w:rPr>
-                <w:rFonts w:ascii="Arial" w:hAnsi="Arial" w:cs="Arial" w:eastAsia="Arial"/>
-                <w:b/>
-                <w:i w:val="0"/>
-                <w:color w:val="FFFFFF"/>
-                <w:sz w:val="26"/>
-              </w:rPr>
-              <w:t>350 000 ₽</w:t>
-            </w:r>
-          </w:p>
-          <w:p>
-            <w:pPr>
-              <w:spacing w:after="60" w:line="276" w:lineRule="auto"/>
-              <w:jc w:val="center"/>
-            </w:pPr>
-            <w:r>
-              <w:rPr>
-                <w:rFonts w:ascii="Arial" w:hAnsi="Arial" w:cs="Arial" w:eastAsia="Arial"/>
-                <w:b w:val="0"/>
-                <w:i/>
-                <w:color w:val="E6F7F5"/>
-                <w:sz w:val="18"/>
-              </w:rPr>
-              <w:t>до 21 октября · 8 правок</w:t>
+              <w:t>до 21 октября · 10 правок</w:t>
             </w:r>
           </w:p>
         </w:tc>
@@ -636,7 +549,7 @@
           <w:color w:val="101010"/>
           <w:sz w:val="22"/>
         </w:rPr>
-        <w:t>Добрый день! Да, берём целиком: соберём девятиминутный ролик по вашему сценарию — Палыч и Сергеич на скамейке во дворе разбирают исследование 45+ и программу «ПУЛЬС». Все три варианта сдаём до среды следующей недели, 21 октября.</w:t>
+        <w:t>Добрый день! Да, берём целиком: соберём девятиминутный ролик по вашему сценарию — Палыч и Сергеич на скамейке во дворе разбирают исследование 45+ и программу «ПУЛЬС». Оба варианта сдаём до среды следующей недели, 21 октября.</w:t>
       </w:r>
     </w:p>
     <w:p>
@@ -1200,10 +1113,9 @@
         <w:tblLayout w:type="fixed"/>
       </w:tblPr>
       <w:tblGrid>
-        <w:gridCol w:w="1871"/>
-        <w:gridCol w:w="2494"/>
-        <w:gridCol w:w="2494"/>
-        <w:gridCol w:w="2494"/>
+        <w:gridCol w:w="2211"/>
+        <w:gridCol w:w="3572"/>
+        <w:gridCol w:w="3572"/>
       </w:tblGrid>
       <w:tr>
         <w:trPr>
@@ -1212,7 +1124,7 @@
         </w:trPr>
         <w:tc>
           <w:tcPr>
-            <w:tcW w:type="dxa" w:w="1871"/>
+            <w:tcW w:type="dxa" w:w="2211"/>
             <w:shd w:val="clear" w:color="auto" w:fill="0E8F7D"/>
             <w:tcBorders>
               <w:top w:val="single" w:sz="4" w:space="0" w:color="0E8F7D"/>
@@ -1246,7 +1158,7 @@
         </w:tc>
         <w:tc>
           <w:tcPr>
-            <w:tcW w:type="dxa" w:w="2494"/>
+            <w:tcW w:type="dxa" w:w="3572"/>
             <w:shd w:val="clear" w:color="auto" w:fill="0E8F7D"/>
             <w:tcBorders>
               <w:top w:val="single" w:sz="4" w:space="0" w:color="0E8F7D"/>
@@ -1274,13 +1186,13 @@
                 <w:color w:val="FFFFFF"/>
                 <w:sz w:val="18"/>
               </w:rPr>
-              <w:t>Базовый · 150 000 ₽</w:t>
+              <w:t>Стандарт · 150 000 ₽</w:t>
             </w:r>
           </w:p>
         </w:tc>
         <w:tc>
           <w:tcPr>
-            <w:tcW w:type="dxa" w:w="2494"/>
+            <w:tcW w:type="dxa" w:w="3572"/>
             <w:shd w:val="clear" w:color="auto" w:fill="0E8F7D"/>
             <w:tcBorders>
               <w:top w:val="single" w:sz="4" w:space="0" w:color="0E8F7D"/>
@@ -1308,41 +1220,7 @@
                 <w:color w:val="FFFFFF"/>
                 <w:sz w:val="18"/>
               </w:rPr>
-              <w:t>Стандарт · 230 000 ₽</w:t>
-            </w:r>
-          </w:p>
-        </w:tc>
-        <w:tc>
-          <w:tcPr>
-            <w:tcW w:type="dxa" w:w="2494"/>
-            <w:shd w:val="clear" w:color="auto" w:fill="0E8F7D"/>
-            <w:tcBorders>
-              <w:top w:val="single" w:sz="4" w:space="0" w:color="0E8F7D"/>
-              <w:left w:val="single" w:sz="4" w:space="0" w:color="0E8F7D"/>
-              <w:bottom w:val="single" w:sz="4" w:space="0" w:color="0E8F7D"/>
-              <w:right w:val="single" w:sz="4" w:space="0" w:color="0E8F7D"/>
-            </w:tcBorders>
-            <w:tcMar>
-              <w:top w:w="100" w:type="dxa"/>
-              <w:left w:w="140" w:type="dxa"/>
-              <w:bottom w:w="100" w:type="dxa"/>
-              <w:right w:w="140" w:type="dxa"/>
-            </w:tcMar>
-            <w:vAlign w:val="center"/>
-          </w:tcPr>
-          <w:p>
-            <w:pPr>
-              <w:spacing w:before="60" w:after="60" w:line="288" w:lineRule="auto"/>
-            </w:pPr>
-            <w:r>
-              <w:rPr>
-                <w:rFonts w:ascii="Arial" w:hAnsi="Arial" w:cs="Arial" w:eastAsia="Arial"/>
-                <w:b/>
-                <w:i w:val="0"/>
-                <w:color w:val="FFFFFF"/>
-                <w:sz w:val="18"/>
-              </w:rPr>
-              <w:t>Максимум · 350 000 ₽</w:t>
+              <w:t>Расширенный · 230 000 ₽</w:t>
             </w:r>
           </w:p>
         </w:tc>
@@ -1353,7 +1231,7 @@
         </w:trPr>
         <w:tc>
           <w:tcPr>
-            <w:tcW w:type="dxa" w:w="1871"/>
+            <w:tcW w:type="dxa" w:w="2211"/>
             <w:shd w:val="clear" w:color="auto" w:fill="E6F7F5"/>
             <w:tcBorders>
               <w:top w:val="single" w:sz="4" w:space="0" w:color="E2E8E6"/>
@@ -1386,7 +1264,7 @@
         </w:tc>
         <w:tc>
           <w:tcPr>
-            <w:tcW w:type="dxa" w:w="2494"/>
+            <w:tcW w:type="dxa" w:w="3572"/>
             <w:shd w:val="clear" w:color="auto" w:fill="E6F7F5"/>
             <w:tcBorders>
               <w:top w:val="single" w:sz="4" w:space="0" w:color="E2E8E6"/>
@@ -1419,40 +1297,7 @@
         </w:tc>
         <w:tc>
           <w:tcPr>
-            <w:tcW w:type="dxa" w:w="2494"/>
-            <w:shd w:val="clear" w:color="auto" w:fill="E6F7F5"/>
-            <w:tcBorders>
-              <w:top w:val="single" w:sz="4" w:space="0" w:color="E2E8E6"/>
-              <w:left w:val="single" w:sz="4" w:space="0" w:color="E2E8E6"/>
-              <w:bottom w:val="single" w:sz="4" w:space="0" w:color="E2E8E6"/>
-              <w:right w:val="single" w:sz="4" w:space="0" w:color="E2E8E6"/>
-            </w:tcBorders>
-            <w:tcMar>
-              <w:top w:w="100" w:type="dxa"/>
-              <w:left w:w="140" w:type="dxa"/>
-              <w:bottom w:w="100" w:type="dxa"/>
-              <w:right w:w="140" w:type="dxa"/>
-            </w:tcMar>
-          </w:tcPr>
-          <w:p>
-            <w:pPr>
-              <w:spacing w:before="60" w:after="60" w:line="288" w:lineRule="auto"/>
-            </w:pPr>
-            <w:r>
-              <w:rPr>
-                <w:rFonts w:ascii="Arial" w:hAnsi="Arial" w:cs="Arial" w:eastAsia="Arial"/>
-                <w:b w:val="0"/>
-                <w:i w:val="0"/>
-                <w:color w:val="333333"/>
-                <w:sz w:val="19"/>
-              </w:rPr>
-              <w:t>9 минут</w:t>
-            </w:r>
-          </w:p>
-        </w:tc>
-        <w:tc>
-          <w:tcPr>
-            <w:tcW w:type="dxa" w:w="2494"/>
+            <w:tcW w:type="dxa" w:w="3572"/>
             <w:shd w:val="clear" w:color="auto" w:fill="E6F7F5"/>
             <w:tcBorders>
               <w:top w:val="single" w:sz="4" w:space="0" w:color="E2E8E6"/>
@@ -1490,7 +1335,7 @@
         </w:trPr>
         <w:tc>
           <w:tcPr>
-            <w:tcW w:type="dxa" w:w="1871"/>
+            <w:tcW w:type="dxa" w:w="2211"/>
             <w:shd w:val="clear" w:color="auto" w:fill="FFFFFF"/>
             <w:tcBorders>
               <w:top w:val="single" w:sz="4" w:space="0" w:color="E2E8E6"/>
@@ -1523,7 +1368,7 @@
         </w:tc>
         <w:tc>
           <w:tcPr>
-            <w:tcW w:type="dxa" w:w="2494"/>
+            <w:tcW w:type="dxa" w:w="3572"/>
             <w:shd w:val="clear" w:color="auto" w:fill="FFFFFF"/>
             <w:tcBorders>
               <w:top w:val="single" w:sz="4" w:space="0" w:color="E2E8E6"/>
@@ -1550,13 +1395,13 @@
                 <w:color w:val="333333"/>
                 <w:sz w:val="19"/>
               </w:rPr>
-              <w:t>Палыч и Сергеич, единые во всех сценах</w:t>
+              <w:t>Палыч и Сергеич, одинаковые во всех сценах</w:t>
             </w:r>
           </w:p>
         </w:tc>
         <w:tc>
           <w:tcPr>
-            <w:tcW w:type="dxa" w:w="2494"/>
+            <w:tcW w:type="dxa" w:w="3572"/>
             <w:shd w:val="clear" w:color="auto" w:fill="FFFFFF"/>
             <w:tcBorders>
               <w:top w:val="single" w:sz="4" w:space="0" w:color="E2E8E6"/>
@@ -1583,40 +1428,7 @@
                 <w:color w:val="333333"/>
                 <w:sz w:val="19"/>
               </w:rPr>
-              <w:t>Палыч и Сергеич, единые во всех сценах</w:t>
-            </w:r>
-          </w:p>
-        </w:tc>
-        <w:tc>
-          <w:tcPr>
-            <w:tcW w:type="dxa" w:w="2494"/>
-            <w:shd w:val="clear" w:color="auto" w:fill="FFFFFF"/>
-            <w:tcBorders>
-              <w:top w:val="single" w:sz="4" w:space="0" w:color="E2E8E6"/>
-              <w:left w:val="single" w:sz="4" w:space="0" w:color="E2E8E6"/>
-              <w:bottom w:val="single" w:sz="4" w:space="0" w:color="E2E8E6"/>
-              <w:right w:val="single" w:sz="4" w:space="0" w:color="E2E8E6"/>
-            </w:tcBorders>
-            <w:tcMar>
-              <w:top w:w="100" w:type="dxa"/>
-              <w:left w:w="140" w:type="dxa"/>
-              <w:bottom w:w="100" w:type="dxa"/>
-              <w:right w:w="140" w:type="dxa"/>
-            </w:tcMar>
-          </w:tcPr>
-          <w:p>
-            <w:pPr>
-              <w:spacing w:before="60" w:after="60" w:line="288" w:lineRule="auto"/>
-            </w:pPr>
-            <w:r>
-              <w:rPr>
-                <w:rFonts w:ascii="Arial" w:hAnsi="Arial" w:cs="Arial" w:eastAsia="Arial"/>
-                <w:b w:val="0"/>
-                <w:i w:val="0"/>
-                <w:color w:val="333333"/>
-                <w:sz w:val="19"/>
-              </w:rPr>
-              <w:t>Палыч и Сергеич, единые во всех сценах</w:t>
+              <w:t>Палыч и Сергеич, одинаковые во всех сценах</w:t>
             </w:r>
           </w:p>
         </w:tc>
@@ -1627,7 +1439,7 @@
         </w:trPr>
         <w:tc>
           <w:tcPr>
-            <w:tcW w:type="dxa" w:w="1871"/>
+            <w:tcW w:type="dxa" w:w="2211"/>
             <w:shd w:val="clear" w:color="auto" w:fill="E6F7F5"/>
             <w:tcBorders>
               <w:top w:val="single" w:sz="4" w:space="0" w:color="E2E8E6"/>
@@ -1660,40 +1472,7 @@
         </w:tc>
         <w:tc>
           <w:tcPr>
-            <w:tcW w:type="dxa" w:w="2494"/>
-            <w:shd w:val="clear" w:color="auto" w:fill="E6F7F5"/>
-            <w:tcBorders>
-              <w:top w:val="single" w:sz="4" w:space="0" w:color="E2E8E6"/>
-              <w:left w:val="single" w:sz="4" w:space="0" w:color="E2E8E6"/>
-              <w:bottom w:val="single" w:sz="4" w:space="0" w:color="E2E8E6"/>
-              <w:right w:val="single" w:sz="4" w:space="0" w:color="E2E8E6"/>
-            </w:tcBorders>
-            <w:tcMar>
-              <w:top w:w="100" w:type="dxa"/>
-              <w:left w:w="140" w:type="dxa"/>
-              <w:bottom w:w="100" w:type="dxa"/>
-              <w:right w:w="140" w:type="dxa"/>
-            </w:tcMar>
-          </w:tcPr>
-          <w:p>
-            <w:pPr>
-              <w:spacing w:before="60" w:after="60" w:line="288" w:lineRule="auto"/>
-            </w:pPr>
-            <w:r>
-              <w:rPr>
-                <w:rFonts w:ascii="Arial" w:hAnsi="Arial" w:cs="Arial" w:eastAsia="Arial"/>
-                <w:b w:val="0"/>
-                <w:i w:val="0"/>
-                <w:color w:val="333333"/>
-                <w:sz w:val="19"/>
-              </w:rPr>
-              <w:t>Скамейка во дворе</w:t>
-            </w:r>
-          </w:p>
-        </w:tc>
-        <w:tc>
-          <w:tcPr>
-            <w:tcW w:type="dxa" w:w="2494"/>
+            <w:tcW w:type="dxa" w:w="3572"/>
             <w:shd w:val="clear" w:color="auto" w:fill="E6F7F5"/>
             <w:tcBorders>
               <w:top w:val="single" w:sz="4" w:space="0" w:color="E2E8E6"/>
@@ -1726,7 +1505,7 @@
         </w:tc>
         <w:tc>
           <w:tcPr>
-            <w:tcW w:type="dxa" w:w="2494"/>
+            <w:tcW w:type="dxa" w:w="3572"/>
             <w:shd w:val="clear" w:color="auto" w:fill="E6F7F5"/>
             <w:tcBorders>
               <w:top w:val="single" w:sz="4" w:space="0" w:color="E2E8E6"/>
@@ -1764,7 +1543,7 @@
         </w:trPr>
         <w:tc>
           <w:tcPr>
-            <w:tcW w:type="dxa" w:w="1871"/>
+            <w:tcW w:type="dxa" w:w="2211"/>
             <w:shd w:val="clear" w:color="auto" w:fill="FFFFFF"/>
             <w:tcBorders>
               <w:top w:val="single" w:sz="4" w:space="0" w:color="E2E8E6"/>
@@ -1797,7 +1576,7 @@
         </w:tc>
         <w:tc>
           <w:tcPr>
-            <w:tcW w:type="dxa" w:w="2494"/>
+            <w:tcW w:type="dxa" w:w="3572"/>
             <w:shd w:val="clear" w:color="auto" w:fill="FFFFFF"/>
             <w:tcBorders>
               <w:top w:val="single" w:sz="4" w:space="0" w:color="E2E8E6"/>
@@ -1830,40 +1609,7 @@
         </w:tc>
         <w:tc>
           <w:tcPr>
-            <w:tcW w:type="dxa" w:w="2494"/>
-            <w:shd w:val="clear" w:color="auto" w:fill="FFFFFF"/>
-            <w:tcBorders>
-              <w:top w:val="single" w:sz="4" w:space="0" w:color="E2E8E6"/>
-              <w:left w:val="single" w:sz="4" w:space="0" w:color="E2E8E6"/>
-              <w:bottom w:val="single" w:sz="4" w:space="0" w:color="E2E8E6"/>
-              <w:right w:val="single" w:sz="4" w:space="0" w:color="E2E8E6"/>
-            </w:tcBorders>
-            <w:tcMar>
-              <w:top w:w="100" w:type="dxa"/>
-              <w:left w:w="140" w:type="dxa"/>
-              <w:bottom w:w="100" w:type="dxa"/>
-              <w:right w:w="140" w:type="dxa"/>
-            </w:tcMar>
-          </w:tcPr>
-          <w:p>
-            <w:pPr>
-              <w:spacing w:before="60" w:after="60" w:line="288" w:lineRule="auto"/>
-            </w:pPr>
-            <w:r>
-              <w:rPr>
-                <w:rFonts w:ascii="Arial" w:hAnsi="Arial" w:cs="Arial" w:eastAsia="Arial"/>
-                <w:b w:val="0"/>
-                <w:i w:val="0"/>
-                <w:color w:val="333333"/>
-                <w:sz w:val="19"/>
-              </w:rPr>
-              <w:t>Два ИИ-голоса, синхрон губ</w:t>
-            </w:r>
-          </w:p>
-        </w:tc>
-        <w:tc>
-          <w:tcPr>
-            <w:tcW w:type="dxa" w:w="2494"/>
+            <w:tcW w:type="dxa" w:w="3572"/>
             <w:shd w:val="clear" w:color="auto" w:fill="FFFFFF"/>
             <w:tcBorders>
               <w:top w:val="single" w:sz="4" w:space="0" w:color="E2E8E6"/>
@@ -1901,7 +1647,7 @@
         </w:trPr>
         <w:tc>
           <w:tcPr>
-            <w:tcW w:type="dxa" w:w="1871"/>
+            <w:tcW w:type="dxa" w:w="2211"/>
             <w:shd w:val="clear" w:color="auto" w:fill="E6F7F5"/>
             <w:tcBorders>
               <w:top w:val="single" w:sz="4" w:space="0" w:color="E2E8E6"/>
@@ -1934,7 +1680,7 @@
         </w:tc>
         <w:tc>
           <w:tcPr>
-            <w:tcW w:type="dxa" w:w="2494"/>
+            <w:tcW w:type="dxa" w:w="3572"/>
             <w:shd w:val="clear" w:color="auto" w:fill="E6F7F5"/>
             <w:tcBorders>
               <w:top w:val="single" w:sz="4" w:space="0" w:color="E2E8E6"/>
@@ -1961,13 +1707,13 @@
                 <w:color w:val="333333"/>
                 <w:sz w:val="19"/>
               </w:rPr>
-              <w:t>Ваши слайды вставками между репликами</w:t>
+              <w:t>Анимированная инфографика ключевых цифр + ваши слайды</w:t>
             </w:r>
           </w:p>
         </w:tc>
         <w:tc>
           <w:tcPr>
-            <w:tcW w:type="dxa" w:w="2494"/>
+            <w:tcW w:type="dxa" w:w="3572"/>
             <w:shd w:val="clear" w:color="auto" w:fill="E6F7F5"/>
             <w:tcBorders>
               <w:top w:val="single" w:sz="4" w:space="0" w:color="E2E8E6"/>
@@ -1994,40 +1740,7 @@
                 <w:color w:val="333333"/>
                 <w:sz w:val="19"/>
               </w:rPr>
-              <w:t>Анимированная инфографика ключевых цифр</w:t>
-            </w:r>
-          </w:p>
-        </w:tc>
-        <w:tc>
-          <w:tcPr>
-            <w:tcW w:type="dxa" w:w="2494"/>
-            <w:shd w:val="clear" w:color="auto" w:fill="E6F7F5"/>
-            <w:tcBorders>
-              <w:top w:val="single" w:sz="4" w:space="0" w:color="E2E8E6"/>
-              <w:left w:val="single" w:sz="4" w:space="0" w:color="E2E8E6"/>
-              <w:bottom w:val="single" w:sz="4" w:space="0" w:color="E2E8E6"/>
-              <w:right w:val="single" w:sz="4" w:space="0" w:color="E2E8E6"/>
-            </w:tcBorders>
-            <w:tcMar>
-              <w:top w:w="100" w:type="dxa"/>
-              <w:left w:w="140" w:type="dxa"/>
-              <w:bottom w:w="100" w:type="dxa"/>
-              <w:right w:w="140" w:type="dxa"/>
-            </w:tcMar>
-          </w:tcPr>
-          <w:p>
-            <w:pPr>
-              <w:spacing w:before="60" w:after="60" w:line="288" w:lineRule="auto"/>
-            </w:pPr>
-            <w:r>
-              <w:rPr>
-                <w:rFonts w:ascii="Arial" w:hAnsi="Arial" w:cs="Arial" w:eastAsia="Arial"/>
-                <w:b w:val="0"/>
-                <w:i w:val="0"/>
-                <w:color w:val="333333"/>
-                <w:sz w:val="19"/>
-              </w:rPr>
-              <w:t>Инфографика + анимированная карта зон «ПУЛЬС»</w:t>
+              <w:t>Полная анимированная инфографика + карта зон «ПУЛЬС»</w:t>
             </w:r>
           </w:p>
         </w:tc>
@@ -2038,7 +1751,7 @@
         </w:trPr>
         <w:tc>
           <w:tcPr>
-            <w:tcW w:type="dxa" w:w="1871"/>
+            <w:tcW w:type="dxa" w:w="2211"/>
             <w:shd w:val="clear" w:color="auto" w:fill="FFFFFF"/>
             <w:tcBorders>
               <w:top w:val="single" w:sz="4" w:space="0" w:color="E2E8E6"/>
@@ -2071,40 +1784,7 @@
         </w:tc>
         <w:tc>
           <w:tcPr>
-            <w:tcW w:type="dxa" w:w="2494"/>
-            <w:shd w:val="clear" w:color="auto" w:fill="FFFFFF"/>
-            <w:tcBorders>
-              <w:top w:val="single" w:sz="4" w:space="0" w:color="E2E8E6"/>
-              <w:left w:val="single" w:sz="4" w:space="0" w:color="E2E8E6"/>
-              <w:bottom w:val="single" w:sz="4" w:space="0" w:color="E2E8E6"/>
-              <w:right w:val="single" w:sz="4" w:space="0" w:color="E2E8E6"/>
-            </w:tcBorders>
-            <w:tcMar>
-              <w:top w:w="100" w:type="dxa"/>
-              <w:left w:w="140" w:type="dxa"/>
-              <w:bottom w:w="100" w:type="dxa"/>
-              <w:right w:w="140" w:type="dxa"/>
-            </w:tcMar>
-          </w:tcPr>
-          <w:p>
-            <w:pPr>
-              <w:spacing w:before="60" w:after="60" w:line="288" w:lineRule="auto"/>
-            </w:pPr>
-            <w:r>
-              <w:rPr>
-                <w:rFonts w:ascii="Arial" w:hAnsi="Arial" w:cs="Arial" w:eastAsia="Arial"/>
-                <w:b w:val="0"/>
-                <w:i w:val="0"/>
-                <w:color w:val="333333"/>
-                <w:sz w:val="19"/>
-              </w:rPr>
-              <w:t>Голоса</w:t>
-            </w:r>
-          </w:p>
-        </w:tc>
-        <w:tc>
-          <w:tcPr>
-            <w:tcW w:type="dxa" w:w="2494"/>
+            <w:tcW w:type="dxa" w:w="3572"/>
             <w:shd w:val="clear" w:color="auto" w:fill="FFFFFF"/>
             <w:tcBorders>
               <w:top w:val="single" w:sz="4" w:space="0" w:color="E2E8E6"/>
@@ -2137,7 +1817,7 @@
         </w:tc>
         <w:tc>
           <w:tcPr>
-            <w:tcW w:type="dxa" w:w="2494"/>
+            <w:tcW w:type="dxa" w:w="3572"/>
             <w:shd w:val="clear" w:color="auto" w:fill="FFFFFF"/>
             <w:tcBorders>
               <w:top w:val="single" w:sz="4" w:space="0" w:color="E2E8E6"/>
@@ -2175,7 +1855,7 @@
         </w:trPr>
         <w:tc>
           <w:tcPr>
-            <w:tcW w:type="dxa" w:w="1871"/>
+            <w:tcW w:type="dxa" w:w="2211"/>
             <w:shd w:val="clear" w:color="auto" w:fill="E6F7F5"/>
             <w:tcBorders>
               <w:top w:val="single" w:sz="4" w:space="0" w:color="E2E8E6"/>
@@ -2208,7 +1888,7 @@
         </w:tc>
         <w:tc>
           <w:tcPr>
-            <w:tcW w:type="dxa" w:w="2494"/>
+            <w:tcW w:type="dxa" w:w="3572"/>
             <w:shd w:val="clear" w:color="auto" w:fill="E6F7F5"/>
             <w:tcBorders>
               <w:top w:val="single" w:sz="4" w:space="0" w:color="E2E8E6"/>
@@ -2241,40 +1921,7 @@
         </w:tc>
         <w:tc>
           <w:tcPr>
-            <w:tcW w:type="dxa" w:w="2494"/>
-            <w:shd w:val="clear" w:color="auto" w:fill="E6F7F5"/>
-            <w:tcBorders>
-              <w:top w:val="single" w:sz="4" w:space="0" w:color="E2E8E6"/>
-              <w:left w:val="single" w:sz="4" w:space="0" w:color="E2E8E6"/>
-              <w:bottom w:val="single" w:sz="4" w:space="0" w:color="E2E8E6"/>
-              <w:right w:val="single" w:sz="4" w:space="0" w:color="E2E8E6"/>
-            </w:tcBorders>
-            <w:tcMar>
-              <w:top w:w="100" w:type="dxa"/>
-              <w:left w:w="140" w:type="dxa"/>
-              <w:bottom w:w="100" w:type="dxa"/>
-              <w:right w:w="140" w:type="dxa"/>
-            </w:tcMar>
-          </w:tcPr>
-          <w:p>
-            <w:pPr>
-              <w:spacing w:before="60" w:after="60" w:line="288" w:lineRule="auto"/>
-            </w:pPr>
-            <w:r>
-              <w:rPr>
-                <w:rFonts w:ascii="Arial" w:hAnsi="Arial" w:cs="Arial" w:eastAsia="Arial"/>
-                <w:b w:val="0"/>
-                <w:i w:val="0"/>
-                <w:color w:val="333333"/>
-                <w:sz w:val="19"/>
-              </w:rPr>
-              <w:t>Full HD</w:t>
-            </w:r>
-          </w:p>
-        </w:tc>
-        <w:tc>
-          <w:tcPr>
-            <w:tcW w:type="dxa" w:w="2494"/>
+            <w:tcW w:type="dxa" w:w="3572"/>
             <w:shd w:val="clear" w:color="auto" w:fill="E6F7F5"/>
             <w:tcBorders>
               <w:top w:val="single" w:sz="4" w:space="0" w:color="E2E8E6"/>
@@ -2312,7 +1959,7 @@
         </w:trPr>
         <w:tc>
           <w:tcPr>
-            <w:tcW w:type="dxa" w:w="1871"/>
+            <w:tcW w:type="dxa" w:w="2211"/>
             <w:shd w:val="clear" w:color="auto" w:fill="FFFFFF"/>
             <w:tcBorders>
               <w:top w:val="single" w:sz="4" w:space="0" w:color="E2E8E6"/>
@@ -2345,7 +1992,7 @@
         </w:tc>
         <w:tc>
           <w:tcPr>
-            <w:tcW w:type="dxa" w:w="2494"/>
+            <w:tcW w:type="dxa" w:w="3572"/>
             <w:shd w:val="clear" w:color="auto" w:fill="FFFFFF"/>
             <w:tcBorders>
               <w:top w:val="single" w:sz="4" w:space="0" w:color="E2E8E6"/>
@@ -2372,13 +2019,13 @@
                 <w:color w:val="333333"/>
                 <w:sz w:val="19"/>
               </w:rPr>
-              <w:t>3</w:t>
+              <w:t>6</w:t>
             </w:r>
           </w:p>
         </w:tc>
         <w:tc>
           <w:tcPr>
-            <w:tcW w:type="dxa" w:w="2494"/>
+            <w:tcW w:type="dxa" w:w="3572"/>
             <w:shd w:val="clear" w:color="auto" w:fill="FFFFFF"/>
             <w:tcBorders>
               <w:top w:val="single" w:sz="4" w:space="0" w:color="E2E8E6"/>
@@ -2405,40 +2052,7 @@
                 <w:color w:val="333333"/>
                 <w:sz w:val="19"/>
               </w:rPr>
-              <w:t>5</w:t>
-            </w:r>
-          </w:p>
-        </w:tc>
-        <w:tc>
-          <w:tcPr>
-            <w:tcW w:type="dxa" w:w="2494"/>
-            <w:shd w:val="clear" w:color="auto" w:fill="FFFFFF"/>
-            <w:tcBorders>
-              <w:top w:val="single" w:sz="4" w:space="0" w:color="E2E8E6"/>
-              <w:left w:val="single" w:sz="4" w:space="0" w:color="E2E8E6"/>
-              <w:bottom w:val="single" w:sz="4" w:space="0" w:color="E2E8E6"/>
-              <w:right w:val="single" w:sz="4" w:space="0" w:color="E2E8E6"/>
-            </w:tcBorders>
-            <w:tcMar>
-              <w:top w:w="100" w:type="dxa"/>
-              <w:left w:w="140" w:type="dxa"/>
-              <w:bottom w:w="100" w:type="dxa"/>
-              <w:right w:w="140" w:type="dxa"/>
-            </w:tcMar>
-          </w:tcPr>
-          <w:p>
-            <w:pPr>
-              <w:spacing w:before="60" w:after="60" w:line="288" w:lineRule="auto"/>
-            </w:pPr>
-            <w:r>
-              <w:rPr>
-                <w:rFonts w:ascii="Arial" w:hAnsi="Arial" w:cs="Arial" w:eastAsia="Arial"/>
-                <w:b w:val="0"/>
-                <w:i w:val="0"/>
-                <w:color w:val="333333"/>
-                <w:sz w:val="19"/>
-              </w:rPr>
-              <w:t>8</w:t>
+              <w:t>10</w:t>
             </w:r>
           </w:p>
         </w:tc>
@@ -2449,7 +2063,7 @@
         </w:trPr>
         <w:tc>
           <w:tcPr>
-            <w:tcW w:type="dxa" w:w="1871"/>
+            <w:tcW w:type="dxa" w:w="2211"/>
             <w:shd w:val="clear" w:color="auto" w:fill="E6F7F5"/>
             <w:tcBorders>
               <w:top w:val="single" w:sz="4" w:space="0" w:color="E2E8E6"/>
@@ -2482,7 +2096,7 @@
         </w:tc>
         <w:tc>
           <w:tcPr>
-            <w:tcW w:type="dxa" w:w="2494"/>
+            <w:tcW w:type="dxa" w:w="3572"/>
             <w:shd w:val="clear" w:color="auto" w:fill="E6F7F5"/>
             <w:tcBorders>
               <w:top w:val="single" w:sz="4" w:space="0" w:color="E2E8E6"/>
@@ -2515,40 +2129,7 @@
         </w:tc>
         <w:tc>
           <w:tcPr>
-            <w:tcW w:type="dxa" w:w="2494"/>
-            <w:shd w:val="clear" w:color="auto" w:fill="E6F7F5"/>
-            <w:tcBorders>
-              <w:top w:val="single" w:sz="4" w:space="0" w:color="E2E8E6"/>
-              <w:left w:val="single" w:sz="4" w:space="0" w:color="E2E8E6"/>
-              <w:bottom w:val="single" w:sz="4" w:space="0" w:color="E2E8E6"/>
-              <w:right w:val="single" w:sz="4" w:space="0" w:color="E2E8E6"/>
-            </w:tcBorders>
-            <w:tcMar>
-              <w:top w:w="100" w:type="dxa"/>
-              <w:left w:w="140" w:type="dxa"/>
-              <w:bottom w:w="100" w:type="dxa"/>
-              <w:right w:w="140" w:type="dxa"/>
-            </w:tcMar>
-          </w:tcPr>
-          <w:p>
-            <w:pPr>
-              <w:spacing w:before="60" w:after="60" w:line="288" w:lineRule="auto"/>
-            </w:pPr>
-            <w:r>
-              <w:rPr>
-                <w:rFonts w:ascii="Arial" w:hAnsi="Arial" w:cs="Arial" w:eastAsia="Arial"/>
-                <w:b w:val="0"/>
-                <w:i w:val="0"/>
-                <w:color w:val="333333"/>
-                <w:sz w:val="19"/>
-              </w:rPr>
-              <w:t>Менеджер проекта</w:t>
-            </w:r>
-          </w:p>
-        </w:tc>
-        <w:tc>
-          <w:tcPr>
-            <w:tcW w:type="dxa" w:w="2494"/>
+            <w:tcW w:type="dxa" w:w="3572"/>
             <w:shd w:val="clear" w:color="auto" w:fill="E6F7F5"/>
             <w:tcBorders>
               <w:top w:val="single" w:sz="4" w:space="0" w:color="E2E8E6"/>
@@ -2586,7 +2167,7 @@
         </w:trPr>
         <w:tc>
           <w:tcPr>
-            <w:tcW w:type="dxa" w:w="1871"/>
+            <w:tcW w:type="dxa" w:w="2211"/>
             <w:shd w:val="clear" w:color="auto" w:fill="FFFFFF"/>
             <w:tcBorders>
               <w:top w:val="single" w:sz="4" w:space="0" w:color="E2E8E6"/>
@@ -2619,7 +2200,7 @@
         </w:tc>
         <w:tc>
           <w:tcPr>
-            <w:tcW w:type="dxa" w:w="2494"/>
+            <w:tcW w:type="dxa" w:w="3572"/>
             <w:shd w:val="clear" w:color="auto" w:fill="FFFFFF"/>
             <w:tcBorders>
               <w:top w:val="single" w:sz="4" w:space="0" w:color="E2E8E6"/>
@@ -2652,40 +2233,7 @@
         </w:tc>
         <w:tc>
           <w:tcPr>
-            <w:tcW w:type="dxa" w:w="2494"/>
-            <w:shd w:val="clear" w:color="auto" w:fill="FFFFFF"/>
-            <w:tcBorders>
-              <w:top w:val="single" w:sz="4" w:space="0" w:color="E2E8E6"/>
-              <w:left w:val="single" w:sz="4" w:space="0" w:color="E2E8E6"/>
-              <w:bottom w:val="single" w:sz="4" w:space="0" w:color="E2E8E6"/>
-              <w:right w:val="single" w:sz="4" w:space="0" w:color="E2E8E6"/>
-            </w:tcBorders>
-            <w:tcMar>
-              <w:top w:w="100" w:type="dxa"/>
-              <w:left w:w="140" w:type="dxa"/>
-              <w:bottom w:w="100" w:type="dxa"/>
-              <w:right w:w="140" w:type="dxa"/>
-            </w:tcMar>
-          </w:tcPr>
-          <w:p>
-            <w:pPr>
-              <w:spacing w:before="60" w:after="60" w:line="288" w:lineRule="auto"/>
-            </w:pPr>
-            <w:r>
-              <w:rPr>
-                <w:rFonts w:ascii="Arial" w:hAnsi="Arial" w:cs="Arial" w:eastAsia="Arial"/>
-                <w:b w:val="0"/>
-                <w:i w:val="0"/>
-                <w:color w:val="333333"/>
-                <w:sz w:val="19"/>
-              </w:rPr>
-              <w:t>До среды, 21 октября</w:t>
-            </w:r>
-          </w:p>
-        </w:tc>
-        <w:tc>
-          <w:tcPr>
-            <w:tcW w:type="dxa" w:w="2494"/>
+            <w:tcW w:type="dxa" w:w="3572"/>
             <w:shd w:val="clear" w:color="auto" w:fill="FFFFFF"/>
             <w:tcBorders>
               <w:top w:val="single" w:sz="4" w:space="0" w:color="E2E8E6"/>
@@ -2761,10 +2309,9 @@
         <w:tblLayout w:type="fixed"/>
       </w:tblPr>
       <w:tblGrid>
-        <w:gridCol w:w="3402"/>
-        <w:gridCol w:w="1984"/>
-        <w:gridCol w:w="1984"/>
-        <w:gridCol w:w="1984"/>
+        <w:gridCol w:w="4252"/>
+        <w:gridCol w:w="2551"/>
+        <w:gridCol w:w="2551"/>
       </w:tblGrid>
       <w:tr>
         <w:trPr>
@@ -2773,7 +2320,7 @@
         </w:trPr>
         <w:tc>
           <w:tcPr>
-            <w:tcW w:type="dxa" w:w="3402"/>
+            <w:tcW w:type="dxa" w:w="4252"/>
             <w:shd w:val="clear" w:color="auto" w:fill="0E8F7D"/>
             <w:tcBorders>
               <w:top w:val="single" w:sz="4" w:space="0" w:color="0E8F7D"/>
@@ -2807,42 +2354,7 @@
         </w:tc>
         <w:tc>
           <w:tcPr>
-            <w:tcW w:type="dxa" w:w="1984"/>
-            <w:shd w:val="clear" w:color="auto" w:fill="0E8F7D"/>
-            <w:tcBorders>
-              <w:top w:val="single" w:sz="4" w:space="0" w:color="0E8F7D"/>
-              <w:left w:val="single" w:sz="4" w:space="0" w:color="0E8F7D"/>
-              <w:bottom w:val="single" w:sz="4" w:space="0" w:color="0E8F7D"/>
-              <w:right w:val="single" w:sz="4" w:space="0" w:color="0E8F7D"/>
-            </w:tcBorders>
-            <w:tcMar>
-              <w:top w:w="100" w:type="dxa"/>
-              <w:left w:w="140" w:type="dxa"/>
-              <w:bottom w:w="100" w:type="dxa"/>
-              <w:right w:w="140" w:type="dxa"/>
-            </w:tcMar>
-            <w:vAlign w:val="center"/>
-          </w:tcPr>
-          <w:p>
-            <w:pPr>
-              <w:spacing w:before="60" w:after="60" w:line="288" w:lineRule="auto"/>
-              <w:keepNext/>
-            </w:pPr>
-            <w:r>
-              <w:rPr>
-                <w:rFonts w:ascii="Arial" w:hAnsi="Arial" w:cs="Arial" w:eastAsia="Arial"/>
-                <w:b/>
-                <w:i w:val="0"/>
-                <w:color w:val="FFFFFF"/>
-                <w:sz w:val="20"/>
-              </w:rPr>
-              <w:t>Базовый</w:t>
-            </w:r>
-          </w:p>
-        </w:tc>
-        <w:tc>
-          <w:tcPr>
-            <w:tcW w:type="dxa" w:w="1984"/>
+            <w:tcW w:type="dxa" w:w="2551"/>
             <w:shd w:val="clear" w:color="auto" w:fill="0E8F7D"/>
             <w:tcBorders>
               <w:top w:val="single" w:sz="4" w:space="0" w:color="0E8F7D"/>
@@ -2877,7 +2389,7 @@
         </w:tc>
         <w:tc>
           <w:tcPr>
-            <w:tcW w:type="dxa" w:w="1984"/>
+            <w:tcW w:type="dxa" w:w="2551"/>
             <w:shd w:val="clear" w:color="auto" w:fill="0E8F7D"/>
             <w:tcBorders>
               <w:top w:val="single" w:sz="4" w:space="0" w:color="0E8F7D"/>
@@ -2906,7 +2418,7 @@
                 <w:color w:val="FFFFFF"/>
                 <w:sz w:val="20"/>
               </w:rPr>
-              <w:t>Максимум</w:t>
+              <w:t>Расширенный</w:t>
             </w:r>
           </w:p>
         </w:tc>
@@ -2917,7 +2429,7 @@
         </w:trPr>
         <w:tc>
           <w:tcPr>
-            <w:tcW w:type="dxa" w:w="3402"/>
+            <w:tcW w:type="dxa" w:w="4252"/>
             <w:shd w:val="clear" w:color="auto" w:fill="E6F7F5"/>
             <w:tcBorders>
               <w:top w:val="single" w:sz="4" w:space="0" w:color="E2E8E6"/>
@@ -2951,7 +2463,7 @@
         </w:tc>
         <w:tc>
           <w:tcPr>
-            <w:tcW w:type="dxa" w:w="1984"/>
+            <w:tcW w:type="dxa" w:w="2551"/>
             <w:shd w:val="clear" w:color="auto" w:fill="E6F7F5"/>
             <w:tcBorders>
               <w:top w:val="single" w:sz="4" w:space="0" w:color="E2E8E6"/>
@@ -2985,7 +2497,7 @@
         </w:tc>
         <w:tc>
           <w:tcPr>
-            <w:tcW w:type="dxa" w:w="1984"/>
+            <w:tcW w:type="dxa" w:w="2551"/>
             <w:shd w:val="clear" w:color="auto" w:fill="E6F7F5"/>
             <w:tcBorders>
               <w:top w:val="single" w:sz="4" w:space="0" w:color="E2E8E6"/>
@@ -3017,40 +2529,6 @@
             </w:r>
           </w:p>
         </w:tc>
-        <w:tc>
-          <w:tcPr>
-            <w:tcW w:type="dxa" w:w="1984"/>
-            <w:shd w:val="clear" w:color="auto" w:fill="E6F7F5"/>
-            <w:tcBorders>
-              <w:top w:val="single" w:sz="4" w:space="0" w:color="E2E8E6"/>
-              <w:left w:val="single" w:sz="4" w:space="0" w:color="E2E8E6"/>
-              <w:bottom w:val="single" w:sz="4" w:space="0" w:color="E2E8E6"/>
-              <w:right w:val="single" w:sz="4" w:space="0" w:color="E2E8E6"/>
-            </w:tcBorders>
-            <w:tcMar>
-              <w:top w:w="100" w:type="dxa"/>
-              <w:left w:w="140" w:type="dxa"/>
-              <w:bottom w:w="100" w:type="dxa"/>
-              <w:right w:w="140" w:type="dxa"/>
-            </w:tcMar>
-          </w:tcPr>
-          <w:p>
-            <w:pPr>
-              <w:spacing w:before="60" w:after="60" w:line="288" w:lineRule="auto"/>
-              <w:keepNext/>
-            </w:pPr>
-            <w:r>
-              <w:rPr>
-                <w:rFonts w:ascii="Arial" w:hAnsi="Arial" w:cs="Arial" w:eastAsia="Arial"/>
-                <w:b w:val="0"/>
-                <w:i w:val="0"/>
-                <w:color w:val="333333"/>
-                <w:sz w:val="21"/>
-              </w:rPr>
-              <w:t>175 000 ₽</w:t>
-            </w:r>
-          </w:p>
-        </w:tc>
       </w:tr>
       <w:tr>
         <w:trPr>
@@ -3058,7 +2536,7 @@
         </w:trPr>
         <w:tc>
           <w:tcPr>
-            <w:tcW w:type="dxa" w:w="3402"/>
+            <w:tcW w:type="dxa" w:w="4252"/>
             <w:shd w:val="clear" w:color="auto" w:fill="FFFFFF"/>
             <w:tcBorders>
               <w:top w:val="single" w:sz="4" w:space="0" w:color="E2E8E6"/>
@@ -3092,7 +2570,7 @@
         </w:tc>
         <w:tc>
           <w:tcPr>
-            <w:tcW w:type="dxa" w:w="1984"/>
+            <w:tcW w:type="dxa" w:w="2551"/>
             <w:shd w:val="clear" w:color="auto" w:fill="FFFFFF"/>
             <w:tcBorders>
               <w:top w:val="single" w:sz="4" w:space="0" w:color="E2E8E6"/>
@@ -3126,7 +2604,7 @@
         </w:tc>
         <w:tc>
           <w:tcPr>
-            <w:tcW w:type="dxa" w:w="1984"/>
+            <w:tcW w:type="dxa" w:w="2551"/>
             <w:shd w:val="clear" w:color="auto" w:fill="FFFFFF"/>
             <w:tcBorders>
               <w:top w:val="single" w:sz="4" w:space="0" w:color="E2E8E6"/>
@@ -3158,40 +2636,6 @@
             </w:r>
           </w:p>
         </w:tc>
-        <w:tc>
-          <w:tcPr>
-            <w:tcW w:type="dxa" w:w="1984"/>
-            <w:shd w:val="clear" w:color="auto" w:fill="FFFFFF"/>
-            <w:tcBorders>
-              <w:top w:val="single" w:sz="4" w:space="0" w:color="E2E8E6"/>
-              <w:left w:val="single" w:sz="4" w:space="0" w:color="E2E8E6"/>
-              <w:bottom w:val="single" w:sz="4" w:space="0" w:color="E2E8E6"/>
-              <w:right w:val="single" w:sz="4" w:space="0" w:color="E2E8E6"/>
-            </w:tcBorders>
-            <w:tcMar>
-              <w:top w:w="100" w:type="dxa"/>
-              <w:left w:w="140" w:type="dxa"/>
-              <w:bottom w:w="100" w:type="dxa"/>
-              <w:right w:w="140" w:type="dxa"/>
-            </w:tcMar>
-          </w:tcPr>
-          <w:p>
-            <w:pPr>
-              <w:spacing w:before="60" w:after="60" w:line="288" w:lineRule="auto"/>
-              <w:keepNext/>
-            </w:pPr>
-            <w:r>
-              <w:rPr>
-                <w:rFonts w:ascii="Arial" w:hAnsi="Arial" w:cs="Arial" w:eastAsia="Arial"/>
-                <w:b w:val="0"/>
-                <w:i w:val="0"/>
-                <w:color w:val="333333"/>
-                <w:sz w:val="21"/>
-              </w:rPr>
-              <w:t>175 000 ₽</w:t>
-            </w:r>
-          </w:p>
-        </w:tc>
       </w:tr>
       <w:tr>
         <w:trPr>
@@ -3199,7 +2643,7 @@
         </w:trPr>
         <w:tc>
           <w:tcPr>
-            <w:tcW w:type="dxa" w:w="3402"/>
+            <w:tcW w:type="dxa" w:w="4252"/>
             <w:shd w:val="clear" w:color="auto" w:fill="E6F7F5"/>
             <w:tcBorders>
               <w:top w:val="single" w:sz="4" w:space="0" w:color="E2E8E6"/>
@@ -3232,7 +2676,7 @@
         </w:tc>
         <w:tc>
           <w:tcPr>
-            <w:tcW w:type="dxa" w:w="1984"/>
+            <w:tcW w:type="dxa" w:w="2551"/>
             <w:shd w:val="clear" w:color="auto" w:fill="E6F7F5"/>
             <w:tcBorders>
               <w:top w:val="single" w:sz="4" w:space="0" w:color="E2E8E6"/>
@@ -3265,7 +2709,7 @@
         </w:tc>
         <w:tc>
           <w:tcPr>
-            <w:tcW w:type="dxa" w:w="1984"/>
+            <w:tcW w:type="dxa" w:w="2551"/>
             <w:shd w:val="clear" w:color="auto" w:fill="E6F7F5"/>
             <w:tcBorders>
               <w:top w:val="single" w:sz="4" w:space="0" w:color="E2E8E6"/>
@@ -3293,39 +2737,6 @@
                 <w:sz w:val="21"/>
               </w:rPr>
               <w:t>230 000 ₽</w:t>
-            </w:r>
-          </w:p>
-        </w:tc>
-        <w:tc>
-          <w:tcPr>
-            <w:tcW w:type="dxa" w:w="1984"/>
-            <w:shd w:val="clear" w:color="auto" w:fill="E6F7F5"/>
-            <w:tcBorders>
-              <w:top w:val="single" w:sz="4" w:space="0" w:color="E2E8E6"/>
-              <w:left w:val="single" w:sz="4" w:space="0" w:color="E2E8E6"/>
-              <w:bottom w:val="single" w:sz="4" w:space="0" w:color="E2E8E6"/>
-              <w:right w:val="single" w:sz="4" w:space="0" w:color="E2E8E6"/>
-            </w:tcBorders>
-            <w:tcMar>
-              <w:top w:w="100" w:type="dxa"/>
-              <w:left w:w="140" w:type="dxa"/>
-              <w:bottom w:w="100" w:type="dxa"/>
-              <w:right w:w="140" w:type="dxa"/>
-            </w:tcMar>
-          </w:tcPr>
-          <w:p>
-            <w:pPr>
-              <w:spacing w:before="60" w:after="60" w:line="288" w:lineRule="auto"/>
-            </w:pPr>
-            <w:r>
-              <w:rPr>
-                <w:rFonts w:ascii="Arial" w:hAnsi="Arial" w:cs="Arial" w:eastAsia="Arial"/>
-                <w:b w:val="0"/>
-                <w:i w:val="0"/>
-                <w:color w:val="333333"/>
-                <w:sz w:val="21"/>
-              </w:rPr>
-              <w:t>350 000 ₽</w:t>
             </w:r>
           </w:p>
         </w:tc>
